--- a/docs/IT_Expert_Testing_and_ISO25010_Evaluation_Form.docx
+++ b/docs/IT_Expert_Testing_and_ISO25010_Evaluation_Form.docx
@@ -378,7 +378,7 @@
                 <w:rFonts w:ascii="Calibri" w:hAnsi="Calibri"/>
                 <w:sz w:val="17"/>
               </w:rPr>
-              <w:t>Environment / Build: Cloud Production Portal (https://aegis-capstone.onrender.com) v1.0.0</w:t>
+              <w:t>Environment / Build: Cloud Production Portal (https://clsu.osa.scholarship) v1.0.0</w:t>
             </w:r>
           </w:p>
         </w:tc>
@@ -963,7 +963,7 @@
                 <w:rFonts w:ascii="Calibri" w:hAnsi="Calibri"/>
                 <w:sz w:val="16"/>
               </w:rPr>
-              <w:t>Inspect database storage of sensitive student profile fields (e.g. bank account numbers, guardian contact details, and student identities) in student_profiles.</w:t>
+              <w:t>Inspect database storage of sensitive student profile fields (e.g. institutional CLSU ID numbers, guardian contact details, and student emergency contacts under R.A. 10173 data minimization) in student_profiles.</w:t>
             </w:r>
           </w:p>
         </w:tc>
@@ -1053,7 +1053,7 @@
                 <w:rFonts w:ascii="Calibri" w:hAnsi="Calibri"/>
                 <w:sz w:val="16"/>
               </w:rPr>
-              <w:t>Compliant with NPC Data Privacy Act of 2012.</w:t>
+              <w:t>Compliant with NPC Data Privacy Act of 2012 (Data Minimization &amp; At-Rest Encryption).</w:t>
             </w:r>
           </w:p>
         </w:tc>

--- a/docs/IT_Expert_Testing_and_ISO25010_Evaluation_Form.docx
+++ b/docs/IT_Expert_Testing_and_ISO25010_Evaluation_Form.docx
@@ -211,7 +211,7 @@
                 <w:rFonts w:ascii="Calibri" w:hAnsi="Calibri"/>
                 <w:sz w:val="17"/>
               </w:rPr>
-              <w:t>Project / System Title: A.E.G.I.S. (Automated Evaluation &amp; Grade Integrity System)</w:t>
+              <w:t>Project / System Title: A.E.G.I.S: AI-ENHANCED GRANT INFORMATION SYSTEM WITH DOCUMENT FORENSICS AND AUTOMATED NOTIFICATION FOR THE OFFICE OF STUDENT AFFAIRS</w:t>
             </w:r>
           </w:p>
         </w:tc>
@@ -1274,7 +1274,7 @@
                 <w:rFonts w:ascii="Calibri" w:hAnsi="Calibri"/>
                 <w:sz w:val="16"/>
               </w:rPr>
-              <w:t>Submit Certificate of Grades (COG) with digitally manipulated grades (whiteout, clone-stamp, or font mismatch). Inspect AI pipeline execution and ELA heatmap.</w:t>
+              <w:t>Submit Certificate of Grades (COG) with digitally manipulated grades, altered GWA, or cloned seals/signatures. Inspect ELA preprocessing (Q=95), ResNet-50 binary classification (p in [0,1]), Fraud Probability Score (0-100%), and Grad-CAM convolutional heatmap overlay.</w:t>
             </w:r>
           </w:p>
         </w:tc>
@@ -1295,7 +1295,7 @@
                 <w:rFonts w:ascii="Calibri" w:hAnsi="Calibri"/>
                 <w:sz w:val="16"/>
               </w:rPr>
-              <w:t>Tesseract OCR extracts GWA; ELA detects compression inconsistencies; ORB clone detector flags copy-paste duplication; weighted fusion generates risk score.</w:t>
+              <w:t>Pipeline computes normalized ELA difference map E(x,y)=|I(x,y)-I'(x,y)| at Q=95, resizes to 224x224, executes ResNet-50 inference, calculates FPS, maps into 3 risk tiers (Low: 0-39%, Moderate: 40-69%, High: 70-100%), and displays Grad-CAM heatmap highlighting modified regions for human decision support.</w:t>
             </w:r>
           </w:p>
         </w:tc>
@@ -1316,7 +1316,7 @@
                 <w:rFonts w:ascii="Calibri" w:hAnsi="Calibri"/>
                 <w:sz w:val="16"/>
               </w:rPr>
-              <w:t>AI microservice accurately detected forged grades; forensic overlays and ELA heatmap rendered in review modal.</w:t>
+              <w:t>ELA-CNN pipeline generated accurate FPS (0-100%); Grad-CAM convolutional heatmap clearly outlined manipulated grade fields; decision-support decoupling verified with human evaluator override.</w:t>
             </w:r>
           </w:p>
         </w:tc>
@@ -1364,7 +1364,7 @@
                 <w:rFonts w:ascii="Calibri" w:hAnsi="Calibri"/>
                 <w:sz w:val="16"/>
               </w:rPr>
-              <w:t>Multi-detector fusion mitigates single-detector false positives.</w:t>
+              <w:t>Complies with proposed ELA-ResNet-50 specification (Gorle &amp; Guttavelli, 2025; Maamouli et al., 2022).</w:t>
             </w:r>
           </w:p>
         </w:tc>
@@ -1741,7 +1741,7 @@
                 <w:rFonts w:ascii="Calibri" w:hAnsi="Calibri"/>
                 <w:sz w:val="16"/>
               </w:rPr>
-              <w:t>Generate and download the official approved scholarship certificate/form with student details, grant allocation, and validation seal.</w:t>
+              <w:t>Generate and preview official 1-page applicant evaluation form with verification checklist, signatures, and tamper-evident clearance badge. Verify isolated iframe print engine.</w:t>
             </w:r>
           </w:p>
         </w:tc>
@@ -1761,7 +1761,7 @@
                 <w:rFonts w:ascii="Calibri" w:hAnsi="Calibri"/>
                 <w:sz w:val="16"/>
               </w:rPr>
-              <w:t>Vector PDF renders cleanly with official CLSU OSA seal, QR verification code, cryptographic verification link, and director signature line.</w:t>
+              <w:t>1-page letter PDF generated matching web modal preview 1:1; isolated iframe prints cleanly without blank pages; CLSU OSA seal, QR clearance badge, and ISO revision code intact.</w:t>
             </w:r>
           </w:p>
         </w:tc>
@@ -2906,7 +2906,7 @@
               <w:rPr>
                 <w:sz w:val="17"/>
               </w:rPr>
-              <w:t>JOSHUA RAZON / NORIEL GADIANO / JOHN ANDREI CARILLO II</w:t>
+              <w:t>JOHN ANDREI CARILLO / NORIEL S. GADIANO / JOSHUA A. RAZON</w:t>
               <w:br/>
               <w:t>Student Researchers / Project Leaders</w:t>
               <w:br/>
@@ -3101,7 +3101,7 @@
                 <w:rFonts w:ascii="Calibri" w:hAnsi="Calibri"/>
                 <w:sz w:val="16"/>
               </w:rPr>
-              <w:t>A.E.G.I.S. (Automated Evaluation &amp; Grade Integrity System)</w:t>
+              <w:t>A.E.G.I.S: AI-ENHANCED GRANT INFORMATION SYSTEM WITH DOCUMENT FORENSICS AND AUTOMATED NOTIFICATION FOR THE OFFICE OF STUDENT AFFAIRS</w:t>
             </w:r>
           </w:p>
         </w:tc>
